--- a/practicas/EvTutorEmpresarial.docx
+++ b/practicas/EvTutorEmpresarial.docx
@@ -7,7 +7,7 @@
         <w:pStyle w:val="Subttulo"/>
         <w:spacing w:after="0"/>
         <w:rPr>
-          <w:rStyle w:val="Textoennegrita"/>
+          <w:rStyle w:val="Fuerte"/>
           <w:rFonts w:ascii="Times New Roman" w:hAnsi="Times New Roman"/>
           <w:color w:val="000000" w:themeColor="text1"/>
           <w:sz w:val="22"/>
@@ -40,7 +40,7 @@
         <w:pStyle w:val="Subttulo"/>
         <w:spacing w:after="0"/>
         <w:rPr>
-          <w:rStyle w:val="Textoennegrita"/>
+          <w:rStyle w:val="Fuerte"/>
           <w:rFonts w:ascii="Times New Roman" w:hAnsi="Times New Roman"/>
           <w:color w:val="000000" w:themeColor="text1"/>
           <w:sz w:val="22"/>
@@ -50,7 +50,7 @@
       </w:pPr>
       <w:r>
         <w:rPr>
-          <w:rStyle w:val="Textoennegrita"/>
+          <w:rStyle w:val="Fuerte"/>
           <w:rFonts w:ascii="Times New Roman" w:hAnsi="Times New Roman"/>
           <w:color w:val="000000" w:themeColor="text1"/>
           <w:sz w:val="22"/>
@@ -61,7 +61,7 @@
       </w:r>
       <w:r>
         <w:rPr>
-          <w:rStyle w:val="Textoennegrita"/>
+          <w:rStyle w:val="Fuerte"/>
           <w:rFonts w:ascii="Times New Roman" w:hAnsi="Times New Roman"/>
           <w:color w:val="000000" w:themeColor="text1"/>
           <w:sz w:val="22"/>
@@ -89,7 +89,7 @@
         <w:pStyle w:val="Subttulo"/>
         <w:spacing w:after="0"/>
         <w:rPr>
-          <w:rStyle w:val="Textoennegrita"/>
+          <w:rStyle w:val="Fuerte"/>
           <w:rFonts w:ascii="Times New Roman" w:hAnsi="Times New Roman"/>
           <w:color w:val="000000" w:themeColor="text1"/>
           <w:sz w:val="22"/>
@@ -103,7 +103,7 @@
         <w:pStyle w:val="Subttulo"/>
         <w:spacing w:after="0"/>
         <w:rPr>
-          <w:rStyle w:val="Textoennegrita"/>
+          <w:rStyle w:val="Fuerte"/>
           <w:rFonts w:ascii="Times New Roman" w:hAnsi="Times New Roman"/>
           <w:color w:val="000000" w:themeColor="text1"/>
           <w:sz w:val="22"/>
@@ -113,7 +113,7 @@
       </w:pPr>
       <w:r>
         <w:rPr>
-          <w:rStyle w:val="Textoennegrita"/>
+          <w:rStyle w:val="Fuerte"/>
           <w:rFonts w:ascii="Times New Roman" w:hAnsi="Times New Roman"/>
           <w:color w:val="000000" w:themeColor="text1"/>
           <w:sz w:val="22"/>
@@ -124,7 +124,7 @@
       </w:r>
       <w:r>
         <w:rPr>
-          <w:rStyle w:val="Textoennegrita"/>
+          <w:rStyle w:val="Fuerte"/>
           <w:rFonts w:ascii="Times New Roman" w:hAnsi="Times New Roman"/>
           <w:color w:val="000000" w:themeColor="text1"/>
           <w:sz w:val="22"/>
@@ -135,7 +135,7 @@
       </w:r>
       <w:r>
         <w:rPr>
-          <w:rStyle w:val="Textoennegrita"/>
+          <w:rStyle w:val="Fuerte"/>
           <w:rFonts w:ascii="Times New Roman" w:hAnsi="Times New Roman"/>
           <w:color w:val="000000" w:themeColor="text1"/>
           <w:sz w:val="22"/>
@@ -652,7 +652,7 @@
           <w:szCs w:val="18"/>
           <w:lang w:val="es-EC"/>
         </w:rPr>
-        <w:t>Axel Samuel Herrera Aguiar</w:t>
+        <w:t>Bryan Roberto Quispe Romero</w:t>
       </w:r>
     </w:p>
     <w:p>
@@ -668,24 +668,54 @@
           <w:lang w:val="es-EC"/>
         </w:rPr>
       </w:pPr>
-      <w:r>
-        <w:rPr>
-          <w:rFonts w:ascii="Times New Roman" w:hAnsi="Times New Roman"/>
-          <w:i/>
-          <w:sz w:val="18"/>
-          <w:szCs w:val="18"/>
-          <w:lang w:val="es-EC"/>
-        </w:rPr>
-        <w:t>Nº de Cédula:</w:t>
-      </w:r>
-      <w:r>
-        <w:rPr>
-          <w:rFonts w:ascii="Times New Roman" w:hAnsi="Times New Roman"/>
-          <w:sz w:val="18"/>
-          <w:szCs w:val="18"/>
-          <w:lang w:val="es-EC"/>
-        </w:rPr>
-        <w:t xml:space="preserve"> 1726791641                                           </w:t>
+      <w:proofErr w:type="spellStart"/>
+      <w:r>
+        <w:rPr>
+          <w:rFonts w:ascii="Times New Roman" w:hAnsi="Times New Roman"/>
+          <w:i/>
+          <w:sz w:val="18"/>
+          <w:szCs w:val="18"/>
+          <w:lang w:val="es-EC"/>
+        </w:rPr>
+        <w:t>Nº</w:t>
+      </w:r>
+      <w:proofErr w:type="spellEnd"/>
+      <w:r>
+        <w:rPr>
+          <w:rFonts w:ascii="Times New Roman" w:hAnsi="Times New Roman"/>
+          <w:i/>
+          <w:sz w:val="18"/>
+          <w:szCs w:val="18"/>
+          <w:lang w:val="es-EC"/>
+        </w:rPr>
+        <w:t xml:space="preserve"> de Cédula:</w:t>
+      </w:r>
+      <w:r>
+        <w:rPr>
+          <w:rFonts w:ascii="Times New Roman" w:hAnsi="Times New Roman"/>
+          <w:sz w:val="18"/>
+          <w:szCs w:val="18"/>
+          <w:lang w:val="es-EC"/>
+        </w:rPr>
+        <w:t xml:space="preserve"> 17</w:t>
+      </w:r>
+      <w:r>
+        <w:rPr>
+          <w:rFonts w:ascii="Times New Roman" w:hAnsi="Times New Roman"/>
+          <w:sz w:val="18"/>
+          <w:szCs w:val="18"/>
+          <w:lang w:val="es-EC"/>
+        </w:rPr>
+        <w:t>26621830</w:t>
+      </w:r>
+      <w:r>
+        <w:rPr>
+          <w:rFonts w:ascii="Times New Roman" w:hAnsi="Times New Roman"/>
+          <w:sz w:val="18"/>
+          <w:szCs w:val="18"/>
+          <w:lang w:val="es-EC"/>
+        </w:rPr>
+        <w:t xml:space="preserve">                                           </w:t>
       </w:r>
       <w:r>
         <w:rPr>
@@ -714,7 +744,17 @@
           <w:szCs w:val="18"/>
           <w:lang w:val="es-EC"/>
         </w:rPr>
-        <w:t>: L00412104</w:t>
+        <w:t>: L00</w:t>
+      </w:r>
+      <w:r>
+        <w:rPr>
+          <w:rFonts w:ascii="Times New Roman" w:hAnsi="Times New Roman"/>
+          <w:i/>
+          <w:sz w:val="18"/>
+          <w:szCs w:val="18"/>
+          <w:lang w:val="es-EC"/>
+        </w:rPr>
+        <w:t>387487</w:t>
       </w:r>
     </w:p>
     <w:p>
@@ -747,7 +787,25 @@
           <w:szCs w:val="18"/>
           <w:lang w:val="es-EC"/>
         </w:rPr>
-        <w:t xml:space="preserve"> 0988334397                                                   </w:t>
+        <w:t xml:space="preserve"> 09</w:t>
+      </w:r>
+      <w:r>
+        <w:rPr>
+          <w:rFonts w:ascii="Times New Roman" w:hAnsi="Times New Roman"/>
+          <w:sz w:val="18"/>
+          <w:szCs w:val="18"/>
+          <w:lang w:val="es-EC"/>
+        </w:rPr>
+        <w:t>79195854</w:t>
+      </w:r>
+      <w:r>
+        <w:rPr>
+          <w:rFonts w:ascii="Times New Roman" w:hAnsi="Times New Roman"/>
+          <w:sz w:val="18"/>
+          <w:szCs w:val="18"/>
+          <w:lang w:val="es-EC"/>
+        </w:rPr>
+        <w:t xml:space="preserve">                                                   </w:t>
       </w:r>
       <w:r>
         <w:rPr>
@@ -776,7 +834,7 @@
           <w:szCs w:val="18"/>
           <w:lang w:val="es-EC"/>
         </w:rPr>
-        <w:t>asherrera11@espe.edu.ec</w:t>
+        <w:t>brquispe@espe.edu.ec</w:t>
       </w:r>
     </w:p>
     <w:p>
@@ -894,6 +952,63 @@
         </w:rPr>
         <w:pict w14:anchorId="7C26E835">
           <v:shape id="_x0000_s1027" type="#_x0000_t202" style="position:absolute;margin-left:82.2pt;margin-top:1.4pt;width:124.5pt;height:27pt;z-index:251716608;visibility:visible;mso-width-relative:margin;mso-height-relative:margin" o:gfxdata="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">
+            <v:textbox>
+              <w:txbxContent>
+                <w:p>
+                  <w:pPr>
+                    <w:rPr>
+                      <w:rFonts w:ascii="Arial" w:hAnsi="Arial" w:cs="Arial"/>
+                      <w:sz w:val="18"/>
+                      <w:szCs w:val="18"/>
+                    </w:rPr>
+                  </w:pPr>
+                  <w:r>
+                    <w:rPr>
+                      <w:rFonts w:ascii="Arial" w:hAnsi="Arial" w:cs="Arial"/>
+                      <w:b/>
+                      <w:sz w:val="18"/>
+                      <w:szCs w:val="18"/>
+                      <w:lang w:val="en-US"/>
+                    </w:rPr>
+                    <w:t xml:space="preserve">          </w:t>
+                  </w:r>
+                  <w:r>
+                    <w:rPr>
+                      <w:rFonts w:ascii="Arial" w:hAnsi="Arial" w:cs="Arial"/>
+                      <w:b/>
+                      <w:sz w:val="18"/>
+                      <w:szCs w:val="18"/>
+                      <w:lang w:val="en-US"/>
+                    </w:rPr>
+                    <w:t xml:space="preserve"> 30/10/2025</w:t>
+                  </w:r>
+                  <w:r>
+                    <w:rPr>
+                      <w:rFonts w:ascii="Arial" w:hAnsi="Arial" w:cs="Arial"/>
+                      <w:b/>
+                      <w:sz w:val="18"/>
+                      <w:szCs w:val="18"/>
+                      <w:lang w:val="en-US"/>
+                    </w:rPr>
+                    <w:t xml:space="preserve">   </w:t>
+                  </w:r>
+                </w:p>
+              </w:txbxContent>
+            </v:textbox>
+          </v:shape>
+        </w:pict>
+      </w:r>
+      <w:r>
+        <w:rPr>
+          <w:rFonts w:ascii="Times New Roman" w:hAnsi="Times New Roman"/>
+          <w:i/>
+          <w:noProof/>
+          <w:sz w:val="18"/>
+          <w:szCs w:val="18"/>
+          <w:lang w:val="es-ES"/>
+        </w:rPr>
+        <w:pict w14:anchorId="7BA7212D">
+          <v:shape id="Cuadro de texto 2" o:spid="_x0000_s1026" type="#_x0000_t202" style="position:absolute;margin-left:313.2pt;margin-top:.65pt;width:132pt;height:27.75pt;z-index:251717632;visibility:visible;mso-width-relative:margin;mso-height-relative:margin" o:gfxdata="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">
             <v:textbox>
               <w:txbxContent>
                 <w:p>
@@ -911,57 +1026,10 @@
                       <w:b/>
                       <w:sz w:val="18"/>
                       <w:szCs w:val="18"/>
+                      <w:lang w:val="en-US"/>
                     </w:rPr>
-                    <w:t>05 / 09 / 2025</w:t>
+                    <w:t>10/04/2026</w:t>
                   </w:r>
-                </w:p>
-              </w:txbxContent>
-            </v:textbox>
-          </v:shape>
-        </w:pict>
-      </w:r>
-      <w:r>
-        <w:rPr>
-          <w:rFonts w:ascii="Times New Roman" w:hAnsi="Times New Roman"/>
-          <w:i/>
-          <w:noProof/>
-          <w:sz w:val="18"/>
-          <w:szCs w:val="18"/>
-          <w:lang w:val="es-ES"/>
-        </w:rPr>
-        <w:pict w14:anchorId="7BA7212D">
-          <v:shape id="Cuadro de texto 2" o:spid="_x0000_s1026" type="#_x0000_t202" style="position:absolute;margin-left:313.2pt;margin-top:.65pt;width:132pt;height:27.75pt;z-index:251717632;visibility:visible;mso-width-relative:margin;mso-height-relative:margin" o:gfxdata="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">
-            <v:textbox>
-              <w:txbxContent>
-                <w:p>
-                  <w:pPr>
-                    <w:jc w:val="center"/>
-                    <w:rPr>
-                      <w:rFonts w:ascii="Arial" w:hAnsi="Arial" w:cs="Arial"/>
-                      <w:b/>
-                      <w:sz w:val="18"/>
-                      <w:szCs w:val="18"/>
-                    </w:rPr>
-                  </w:pPr>
-                  <w:r>
-                    <w:rPr>
-                      <w:rFonts w:ascii="Arial" w:hAnsi="Arial" w:cs="Arial"/>
-                      <w:b/>
-                      <w:sz w:val="18"/>
-                      <w:szCs w:val="18"/>
-                    </w:rPr>
-                    <w:t>31 / 10 / 2025</w:t>
-                  </w:r>
-                </w:p>
-                <w:p>
-                  <w:pPr>
-                    <w:jc w:val="center"/>
-                    <w:rPr>
-                      <w:rFonts w:ascii="Arial" w:hAnsi="Arial" w:cs="Arial"/>
-                      <w:sz w:val="18"/>
-                      <w:szCs w:val="18"/>
-                    </w:rPr>
-                  </w:pPr>
                 </w:p>
               </w:txbxContent>
             </v:textbox>
@@ -1108,7 +1176,25 @@
                       <w:sz w:val="18"/>
                       <w:szCs w:val="18"/>
                     </w:rPr>
-                    <w:t>14:00 / 20:00</w:t>
+                    <w:t xml:space="preserve">14:00 / </w:t>
+                  </w:r>
+                  <w:r>
+                    <w:rPr>
+                      <w:rFonts w:ascii="Arial" w:hAnsi="Arial" w:cs="Arial"/>
+                      <w:b/>
+                      <w:sz w:val="18"/>
+                      <w:szCs w:val="18"/>
+                    </w:rPr>
+                    <w:t>18</w:t>
+                  </w:r>
+                  <w:r>
+                    <w:rPr>
+                      <w:rFonts w:ascii="Arial" w:hAnsi="Arial" w:cs="Arial"/>
+                      <w:b/>
+                      <w:sz w:val="18"/>
+                      <w:szCs w:val="18"/>
+                    </w:rPr>
+                    <w:t>:00</w:t>
                   </w:r>
                 </w:p>
                 <w:p>
@@ -1164,7 +1250,7 @@
                       <w:szCs w:val="18"/>
                       <w:lang w:val="es-MX"/>
                     </w:rPr>
-                    <w:t>6</w:t>
+                    <w:t>0</w:t>
                   </w:r>
                 </w:p>
               </w:txbxContent>
@@ -3754,7 +3840,7 @@
         <w:spacing w:after="0" w:line="360" w:lineRule="auto"/>
         <w:jc w:val="left"/>
         <w:rPr>
-          <w:rStyle w:val="Textoennegrita"/>
+          <w:rStyle w:val="Fuerte"/>
           <w:rFonts w:ascii="Times New Roman" w:hAnsi="Times New Roman"/>
           <w:color w:val="FF0000"/>
           <w:sz w:val="18"/>
@@ -3916,6 +4002,7 @@
                   <w:pPr>
                     <w:jc w:val="center"/>
                     <w:rPr>
+                      <w:rFonts w:ascii="Arial" w:hAnsi="Arial" w:cs="Arial"/>
                       <w:b/>
                       <w:sz w:val="16"/>
                       <w:szCs w:val="16"/>
@@ -3923,33 +4010,19 @@
                   </w:pPr>
                   <w:r>
                     <w:rPr>
+                      <w:rFonts w:ascii="Arial" w:hAnsi="Arial" w:cs="Arial"/>
                       <w:b/>
                       <w:sz w:val="16"/>
                       <w:szCs w:val="16"/>
                     </w:rPr>
-                    <w:t>Tutor</w:t>
-                  </w:r>
-                  <w:r>
-                    <w:rPr>
-                      <w:b/>
-                      <w:sz w:val="16"/>
-                      <w:szCs w:val="16"/>
-                    </w:rPr>
-                    <w:t xml:space="preserve"> </w:t>
-                  </w:r>
-                  <w:r>
-                    <w:rPr>
-                      <w:b/>
-                      <w:sz w:val="16"/>
-                      <w:szCs w:val="16"/>
-                    </w:rPr>
-                    <w:t>Empresarial</w:t>
+                    <w:t>Tutor Empresarial</w:t>
                   </w:r>
                 </w:p>
                 <w:p>
                   <w:pPr>
                     <w:jc w:val="center"/>
                     <w:rPr>
+                      <w:rFonts w:ascii="Arial" w:hAnsi="Arial" w:cs="Arial"/>
                       <w:b/>
                       <w:sz w:val="16"/>
                       <w:szCs w:val="16"/>
@@ -3957,17 +4030,39 @@
                   </w:pPr>
                   <w:r>
                     <w:rPr>
+                      <w:rFonts w:ascii="Arial" w:hAnsi="Arial" w:cs="Arial"/>
                       <w:b/>
                       <w:sz w:val="16"/>
                       <w:szCs w:val="16"/>
                     </w:rPr>
-                    <w:t>Lilian Alexandra Alcívar Valencia</w:t>
+                    <w:t xml:space="preserve">Ing. Moreta </w:t>
+                  </w:r>
+                  <w:proofErr w:type="spellStart"/>
+                  <w:r>
+                    <w:rPr>
+                      <w:rFonts w:ascii="Arial" w:hAnsi="Arial" w:cs="Arial"/>
+                      <w:b/>
+                      <w:sz w:val="16"/>
+                      <w:szCs w:val="16"/>
+                    </w:rPr>
+                    <w:t>Paez</w:t>
+                  </w:r>
+                  <w:proofErr w:type="spellEnd"/>
+                  <w:r>
+                    <w:rPr>
+                      <w:rFonts w:ascii="Arial" w:hAnsi="Arial" w:cs="Arial"/>
+                      <w:b/>
+                      <w:sz w:val="16"/>
+                      <w:szCs w:val="16"/>
+                    </w:rPr>
+                    <w:t xml:space="preserve"> Galo Anibal</w:t>
                   </w:r>
                 </w:p>
                 <w:p>
                   <w:pPr>
                     <w:jc w:val="center"/>
                     <w:rPr>
+                      <w:rFonts w:ascii="Arial" w:hAnsi="Arial" w:cs="Arial"/>
                       <w:b/>
                       <w:sz w:val="16"/>
                       <w:szCs w:val="16"/>
@@ -3975,22 +4070,12 @@
                   </w:pPr>
                   <w:r>
                     <w:rPr>
+                      <w:rFonts w:ascii="Arial" w:hAnsi="Arial" w:cs="Arial"/>
                       <w:b/>
                       <w:sz w:val="16"/>
                       <w:szCs w:val="16"/>
                     </w:rPr>
-                    <w:t>CC:</w:t>
-                  </w:r>
-                  <w:r>
-                    <w:t xml:space="preserve"> </w:t>
-                  </w:r>
-                  <w:r>
-                    <w:rPr>
-                      <w:b/>
-                      <w:sz w:val="16"/>
-                      <w:szCs w:val="16"/>
-                    </w:rPr>
-                    <w:t>1714367099</w:t>
+                    <w:t xml:space="preserve"> CC: 1723563480</w:t>
                   </w:r>
                 </w:p>
                 <w:p>
@@ -4002,6 +4087,62 @@
                       <w:szCs w:val="16"/>
                     </w:rPr>
                   </w:pPr>
+                  <w:r>
+                    <w:rPr>
+                      <w:b/>
+                      <w:noProof/>
+                      <w:sz w:val="16"/>
+                      <w:szCs w:val="16"/>
+                    </w:rPr>
+                    <w:drawing>
+                      <wp:inline distT="0" distB="0" distL="0" distR="0" wp14:anchorId="6A42CCD5" wp14:editId="0EC917F2">
+                        <wp:extent cx="1566545" cy="780415"/>
+                        <wp:effectExtent l="0" t="0" r="0" b="0"/>
+                        <wp:docPr id="927187944" name="Imagen 1"/>
+                        <wp:cNvGraphicFramePr>
+                          <a:graphicFrameLocks xmlns:a="http://schemas.openxmlformats.org/drawingml/2006/main" noChangeAspect="1"/>
+                        </wp:cNvGraphicFramePr>
+                        <a:graphic xmlns:a="http://schemas.openxmlformats.org/drawingml/2006/main">
+                          <a:graphicData uri="http://schemas.openxmlformats.org/drawingml/2006/picture">
+                            <pic:pic xmlns:pic="http://schemas.openxmlformats.org/drawingml/2006/picture">
+                              <pic:nvPicPr>
+                                <pic:cNvPr id="0" name="Picture 1"/>
+                                <pic:cNvPicPr>
+                                  <a:picLocks noChangeAspect="1" noChangeArrowheads="1"/>
+                                </pic:cNvPicPr>
+                              </pic:nvPicPr>
+                              <pic:blipFill>
+                                <a:blip r:embed="rId8">
+                                  <a:extLst>
+                                    <a:ext uri="{28A0092B-C50C-407E-A947-70E740481C1C}">
+                                      <a14:useLocalDpi xmlns:a14="http://schemas.microsoft.com/office/drawing/2010/main" val="0"/>
+                                    </a:ext>
+                                  </a:extLst>
+                                </a:blip>
+                                <a:srcRect/>
+                                <a:stretch>
+                                  <a:fillRect/>
+                                </a:stretch>
+                              </pic:blipFill>
+                              <pic:spPr bwMode="auto">
+                                <a:xfrm>
+                                  <a:off x="0" y="0"/>
+                                  <a:ext cx="1566545" cy="780415"/>
+                                </a:xfrm>
+                                <a:prstGeom prst="rect">
+                                  <a:avLst/>
+                                </a:prstGeom>
+                                <a:noFill/>
+                                <a:ln>
+                                  <a:noFill/>
+                                </a:ln>
+                              </pic:spPr>
+                            </pic:pic>
+                          </a:graphicData>
+                        </a:graphic>
+                      </wp:inline>
+                    </w:drawing>
+                  </w:r>
                 </w:p>
                 <w:p>
                   <w:pPr>
@@ -4063,9 +4204,9 @@
                 </w:p>
                 <w:p>
                   <w:pPr>
-                    <w:spacing w:line="276" w:lineRule="auto"/>
                     <w:jc w:val="center"/>
                     <w:rPr>
+                      <w:rFonts w:ascii="Arial" w:hAnsi="Arial" w:cs="Arial"/>
                       <w:b/>
                       <w:sz w:val="16"/>
                       <w:szCs w:val="16"/>
@@ -4073,6 +4214,7 @@
                   </w:pPr>
                   <w:r>
                     <w:rPr>
+                      <w:rFonts w:ascii="Arial" w:hAnsi="Arial" w:cs="Arial"/>
                       <w:b/>
                       <w:sz w:val="16"/>
                       <w:szCs w:val="16"/>
@@ -4082,9 +4224,9 @@
                 </w:p>
                 <w:p>
                   <w:pPr>
-                    <w:spacing w:line="276" w:lineRule="auto"/>
                     <w:jc w:val="center"/>
                     <w:rPr>
+                      <w:rFonts w:ascii="Arial" w:hAnsi="Arial" w:cs="Arial"/>
                       <w:b/>
                       <w:sz w:val="16"/>
                       <w:szCs w:val="16"/>
@@ -4092,18 +4234,19 @@
                   </w:pPr>
                   <w:r>
                     <w:rPr>
+                      <w:rFonts w:ascii="Arial" w:hAnsi="Arial" w:cs="Arial"/>
                       <w:b/>
                       <w:sz w:val="16"/>
                       <w:szCs w:val="16"/>
                     </w:rPr>
-                    <w:t>Axel Samuel Herrera Aguiar</w:t>
+                    <w:t>Bryan Roberto Quispe Romero</w:t>
                   </w:r>
                 </w:p>
                 <w:p>
                   <w:pPr>
-                    <w:spacing w:line="276" w:lineRule="auto"/>
                     <w:jc w:val="center"/>
                     <w:rPr>
+                      <w:rFonts w:ascii="Arial" w:hAnsi="Arial" w:cs="Arial"/>
                       <w:b/>
                       <w:sz w:val="16"/>
                       <w:szCs w:val="16"/>
@@ -4111,19 +4254,12 @@
                   </w:pPr>
                   <w:r>
                     <w:rPr>
+                      <w:rFonts w:ascii="Arial" w:hAnsi="Arial" w:cs="Arial"/>
                       <w:b/>
                       <w:sz w:val="16"/>
                       <w:szCs w:val="16"/>
                     </w:rPr>
-                    <w:t>CC:</w:t>
-                  </w:r>
-                  <w:r>
-                    <w:rPr>
-                      <w:b/>
-                      <w:sz w:val="16"/>
-                      <w:szCs w:val="16"/>
-                    </w:rPr>
-                    <w:t xml:space="preserve"> 1726791641</w:t>
+                    <w:t>CC:1726621830</w:t>
                   </w:r>
                 </w:p>
                 <w:p>
@@ -4224,8 +4360,8 @@
       </w:pPr>
     </w:p>
     <w:sectPr>
-      <w:headerReference w:type="default" r:id="rId8"/>
-      <w:footerReference w:type="default" r:id="rId9"/>
+      <w:headerReference w:type="default" r:id="rId9"/>
+      <w:footerReference w:type="default" r:id="rId10"/>
       <w:pgSz w:w="11906" w:h="16838" w:code="9"/>
       <w:pgMar w:top="1418" w:right="1134" w:bottom="1418" w:left="1701" w:header="709" w:footer="709" w:gutter="0"/>
       <w:cols w:space="708"/>
@@ -5597,7 +5733,6 @@
   <w:style w:type="character" w:default="1" w:styleId="Fuentedeprrafopredeter">
     <w:name w:val="Default Paragraph Font"/>
     <w:uiPriority w:val="1"/>
-    <w:semiHidden/>
     <w:unhideWhenUsed/>
   </w:style>
   <w:style w:type="table" w:default="1" w:styleId="Tablanormal">
@@ -5675,7 +5810,7 @@
       <w:szCs w:val="24"/>
     </w:rPr>
   </w:style>
-  <w:style w:type="character" w:styleId="Textoennegrita">
+  <w:style w:type="character" w:styleId="Fuerte">
     <w:name w:val="Strong"/>
     <w:qFormat/>
     <w:rsid w:val="0025133F"/>
